--- a/docs/sei/2026-09-11-regulamento-servico/Analise_Interacoes_e_Proposta_de_Aplicacao.docx
+++ b/docs/sei/2026-09-11-regulamento-servico/Analise_Interacoes_e_Proposta_de_Aplicacao.docx
@@ -80,7 +80,7 @@
           <w:sz w:val="24"/>
           <w:szCs w:val="24"/>
         </w:rPr>
-        <w:t xml:space="preserve">Análise das interações da consulta e proposta de aplicação — Minuta do Regulamento de Serviço</w:t>
+        <w:t xml:space="preserve">Análise das interações e proposta de aplicação — consulta da Minuta do Regulamento de Serviço</w:t>
       </w:r>
     </w:p>
     <w:p>
@@ -395,116 +395,6 @@
                 <w:sz w:val="20"/>
                 <w:szCs w:val="20"/>
               </w:rPr>
-              <w:t xml:space="preserve">Sugestões da equipe de curadoria sobre o recorte (Ten. Tiago 47, Wândrio 3, teste 1)</w:t>
-            </w:r>
-          </w:p>
-        </w:tc>
-        <w:tc>
-          <w:tcPr>
-            <w:tcMar>
-              <w:top w:type="dxa" w:w="60"/>
-              <w:left w:type="dxa" w:w="100"/>
-              <w:bottom w:type="dxa" w:w="60"/>
-              <w:right w:type="dxa" w:w="100"/>
-            </w:tcMar>
-          </w:tcPr>
-          <w:p>
-            <w:pPr>
-              <w:spacing w:after="0"/>
-            </w:pPr>
-            <w:r>
-              <w:rPr>
-                <w:rFonts w:ascii="Times New Roman" w:cs="Times New Roman" w:eastAsia="Times New Roman" w:hAnsi="Times New Roman"/>
-                <w:b w:val="false"/>
-                <w:bCs w:val="false"/>
-                <w:sz w:val="20"/>
-                <w:szCs w:val="20"/>
-              </w:rPr>
-              <w:t xml:space="preserve">51 (17 e 18/08/2026, já conferidas em 18/08)</w:t>
-            </w:r>
-          </w:p>
-        </w:tc>
-      </w:tr>
-      <w:tr>
-        <w:trPr>
-          <w:tblHeader w:val="false"/>
-        </w:trPr>
-        <w:tc>
-          <w:tcPr>
-            <w:tcMar>
-              <w:top w:type="dxa" w:w="60"/>
-              <w:left w:type="dxa" w:w="100"/>
-              <w:bottom w:type="dxa" w:w="60"/>
-              <w:right w:type="dxa" w:w="100"/>
-            </w:tcMar>
-          </w:tcPr>
-          <w:p>
-            <w:pPr>
-              <w:spacing w:after="0"/>
-            </w:pPr>
-            <w:r>
-              <w:rPr>
-                <w:rFonts w:ascii="Times New Roman" w:cs="Times New Roman" w:eastAsia="Times New Roman" w:hAnsi="Times New Roman"/>
-                <w:b w:val="false"/>
-                <w:bCs w:val="false"/>
-                <w:sz w:val="20"/>
-                <w:szCs w:val="20"/>
-              </w:rPr>
-              <w:t xml:space="preserve">Sugestões do Regulamento fora do recorte de serviço</w:t>
-            </w:r>
-          </w:p>
-        </w:tc>
-        <w:tc>
-          <w:tcPr>
-            <w:tcMar>
-              <w:top w:type="dxa" w:w="60"/>
-              <w:left w:type="dxa" w:w="100"/>
-              <w:bottom w:type="dxa" w:w="60"/>
-              <w:right w:type="dxa" w:w="100"/>
-            </w:tcMar>
-          </w:tcPr>
-          <w:p>
-            <w:pPr>
-              <w:spacing w:after="0"/>
-            </w:pPr>
-            <w:r>
-              <w:rPr>
-                <w:rFonts w:ascii="Times New Roman" w:cs="Times New Roman" w:eastAsia="Times New Roman" w:hAnsi="Times New Roman"/>
-                <w:b w:val="false"/>
-                <w:bCs w:val="false"/>
-                <w:sz w:val="20"/>
-                <w:szCs w:val="20"/>
-              </w:rPr>
-              <w:t xml:space="preserve">13</w:t>
-            </w:r>
-          </w:p>
-        </w:tc>
-      </w:tr>
-      <w:tr>
-        <w:trPr>
-          <w:tblHeader w:val="false"/>
-        </w:trPr>
-        <w:tc>
-          <w:tcPr>
-            <w:tcMar>
-              <w:top w:type="dxa" w:w="60"/>
-              <w:left w:type="dxa" w:w="100"/>
-              <w:bottom w:type="dxa" w:w="60"/>
-              <w:right w:type="dxa" w:w="100"/>
-            </w:tcMar>
-          </w:tcPr>
-          <w:p>
-            <w:pPr>
-              <w:spacing w:after="0"/>
-            </w:pPr>
-            <w:r>
-              <w:rPr>
-                <w:rFonts w:ascii="Times New Roman" w:cs="Times New Roman" w:eastAsia="Times New Roman" w:hAnsi="Times New Roman"/>
-                <w:b w:val="false"/>
-                <w:bCs w:val="false"/>
-                <w:sz w:val="20"/>
-                <w:szCs w:val="20"/>
-              </w:rPr>
               <w:t xml:space="preserve">Dispositivos do recorte com texto final "fechado" no portal</w:t>
             </w:r>
           </w:p>
@@ -554,6 +444,22 @@
           <w:sz w:val="22"/>
           <w:szCs w:val="22"/>
         </w:rPr>
+        <w:t xml:space="preserve">Os registros feitos pelas contas de administração do portal durante a revisão interna do texto (correções de grafia, resíduos de extração, nomenclatura e ajustes de redação, ago/2026) não são sugestões da consulta: foram incorporados diretamente à versão atual da minuta e aparecem no Comparativo como correções e alterações de texto, sem constar deste relatório.</w:t>
+      </w:r>
+    </w:p>
+    <w:p>
+      <w:pPr>
+        <w:spacing w:after="120" w:line="300"/>
+        <w:jc w:val="both"/>
+      </w:pPr>
+      <w:r>
+        <w:rPr>
+          <w:rFonts w:ascii="Times New Roman" w:cs="Times New Roman" w:eastAsia="Times New Roman" w:hAnsi="Times New Roman"/>
+          <w:i w:val="false"/>
+          <w:iCs w:val="false"/>
+          <w:sz w:val="22"/>
+          <w:szCs w:val="22"/>
+        </w:rPr>
         <w:t xml:space="preserve">Quem entrou e não se manifestou: os cinco integrantes do serviço técnico (DAT Porto Velho — Frederico Bani Maier e Sérgio Felipe Furukawa; DAT Ji-Paraná — Cap. BM Anderson Alves Lima; DAT Cacoal — Érica Barreto; DAT Cacoal/SAT Rolim — Lindonei Conceição) fizeram login em 18 e 19/08 e não registraram nada. O 2º GBM (Annelsandre Costa) segue com cadastro pendente e nunca acessou. Consequência prática: o Título do Serviço Técnico não recebeu nenhuma validação da área que o executa, enquanto o Serviço Operacional recebeu uma reescrita quase integral de um único oficial. O Cel. Luiz Eduardo usou duas contas (hotmail e gmail); os registros foram somados.</w:t>
       </w:r>
     </w:p>
@@ -684,7 +590,7 @@
           <w:sz w:val="22"/>
           <w:szCs w:val="22"/>
         </w:rPr>
-        <w:t xml:space="preserve">Propõe substituir o rol de 11 incisos, importado do Regulamento do CBMMT, pelos 25 incisos do art. 2º da Lei nº 2.204/2009 (redação da Lei nº 3.413/2014), transcritos integralmente. Conferido contra o texto da LOB no acervo do portal: a transcrição é fiel. Converge com a pergunta do Wândrio de 17/08 ("importar todas as 25?").</w:t>
+        <w:t xml:space="preserve">Propõe substituir o rol de 11 incisos, importado do Regulamento do CBMMT, pelos 25 incisos do art. 2º da Lei nº 2.204/2009 (redação da Lei nº 3.413/2014), transcritos integralmente. Conferido contra o texto da LOB no acervo do portal: a transcrição é fiel.</w:t>
       </w:r>
     </w:p>
     <w:p>
@@ -742,7 +648,7 @@
           <w:sz w:val="22"/>
           <w:szCs w:val="22"/>
         </w:rPr>
-        <w:t xml:space="preserve"> pela transcrição, com o caput "Compete ao CBMRO, nos termos do art. 2º da Lei nº 2.204/2009, a execução das seguintes atividades:". Resolve também o Art. 1º (Wândrio já fechou texto final trocando "Art. 82" por "Art. 148 da Constituição Estadual").</w:t>
+        <w:t xml:space="preserve"> pela transcrição, com o caput "Compete ao CBMRO, nos termos do art. 2º da Lei nº 2.204/2009, a execução das seguintes atividades:". A citação do Art. 1º ("Art. 82 da Constituição Estadual", referência de Mato Grosso) já está corrigida para o art. 148 na versão atual.</w:t>
       </w:r>
     </w:p>
     <w:p>
@@ -1524,7 +1430,7 @@
           <w:sz w:val="22"/>
           <w:szCs w:val="22"/>
         </w:rPr>
-        <w:t xml:space="preserve"> (2 artigos, 25 competências). Aqui a proposta muda o conceito: o Oficial de Dia passa a ser função interna do Quartel do Comando-Geral (segurança do aquartelamento, guarda, chaves, entrada e saída de pessoas e viaturas, prisões disciplinares, providências em crime militar), e não a função operacional coordenada pelo COB da minuta original. Observação importante: os artigos originais do Oficial de Dia (Arts. 36 a 42) já foram marcados "Excluir" pelo Ten. Tiago em 18/08, então hoje a minuta está sem regramento dessa função — a proposta preenche o vazio. </w:t>
+        <w:t xml:space="preserve"> (2 artigos, 25 competências). Aqui a proposta muda o conceito: o Oficial de Dia passa a ser função interna do Quartel do Comando-Geral (segurança do aquartelamento, guarda, chaves, entrada e saída de pessoas e viaturas, prisões disciplinares, providências em crime militar), e não a função operacional coordenada pelo COB da minuta original. Observação importante: os artigos originais do Oficial de Dia (Arts. 36 a 42) já estão suprimidos na versão atual, então hoje a minuta está sem regramento dessa função — a proposta preenche o vazio. </w:t>
       </w:r>
       <w:r>
         <w:rPr>
@@ -1589,7 +1495,7 @@
           <w:sz w:val="24"/>
           <w:szCs w:val="24"/>
         </w:rPr>
-        <w:t xml:space="preserve">3. Registros da equipe de curadoria — situação em 11/09</w:t>
+        <w:t xml:space="preserve">3. Revisão de texto incorporada à versão atual</w:t>
       </w:r>
     </w:p>
     <w:p>
@@ -1605,178 +1511,7 @@
           <w:sz w:val="22"/>
           <w:szCs w:val="22"/>
         </w:rPr>
-        <w:t xml:space="preserve">Os 51 registros do Ten. Tiago e do Wândrio são os mesmos conferidos em 18/08 (documento "Conferência das 71 sugestões"). Todos os dispositivos que eles comentaram estão hoje com texto final "fechado" no portal. Três observações sobre esses fechamentos, porque afetam o que o participante e o .docx mostram:</w:t>
-      </w:r>
-    </w:p>
-    <w:p>
-      <w:pPr>
-        <w:spacing w:after="60" w:line="300"/>
-        <w:ind w:left="360" w:hanging="240"/>
-        <w:jc w:val="both"/>
-      </w:pPr>
-      <w:r>
-        <w:rPr>
-          <w:rFonts w:ascii="Times New Roman" w:cs="Times New Roman" w:eastAsia="Times New Roman" w:hAnsi="Times New Roman"/>
-          <w:sz w:val="22"/>
-          <w:szCs w:val="22"/>
-        </w:rPr>
-        <w:t xml:space="preserve">• </w:t>
-      </w:r>
-      <w:r>
-        <w:rPr>
-          <w:rFonts w:ascii="Times New Roman" w:cs="Times New Roman" w:eastAsia="Times New Roman" w:hAnsi="Times New Roman"/>
-          <w:b/>
-          <w:bCs/>
-          <w:i w:val="false"/>
-          <w:iCs w:val="false"/>
-          <w:sz w:val="22"/>
-          <w:szCs w:val="22"/>
-        </w:rPr>
-        <w:t xml:space="preserve">44 fechamentos sem texto</w:t>
-      </w:r>
-      <w:r>
-        <w:rPr>
-          <w:rFonts w:ascii="Times New Roman" w:cs="Times New Roman" w:eastAsia="Times New Roman" w:hAnsi="Times New Roman"/>
-          <w:i w:val="false"/>
-          <w:iCs w:val="false"/>
-          <w:sz w:val="22"/>
-          <w:szCs w:val="22"/>
-        </w:rPr>
-        <w:t xml:space="preserve"> no recorte (o botão "Salvar e fechar" foi usado com a caixa vazia). O portal aplica texto vazio como caput, isto é, o Wizard e o .docx oficial exibem o artigo em branco. Nos .docx anexos tratei "fechado sem texto" como "conferido, texto original mantido". Sugestão de produto: distinguir "resolvido sem alteração" de "texto final", ou preencher o campo.</w:t>
-      </w:r>
-    </w:p>
-    <w:p>
-      <w:pPr>
-        <w:spacing w:after="60" w:line="300"/>
-        <w:ind w:left="360" w:hanging="240"/>
-        <w:jc w:val="both"/>
-      </w:pPr>
-      <w:r>
-        <w:rPr>
-          <w:rFonts w:ascii="Times New Roman" w:cs="Times New Roman" w:eastAsia="Times New Roman" w:hAnsi="Times New Roman"/>
-          <w:sz w:val="22"/>
-          <w:szCs w:val="22"/>
-        </w:rPr>
-        <w:t xml:space="preserve">• </w:t>
-      </w:r>
-      <w:r>
-        <w:rPr>
-          <w:rFonts w:ascii="Times New Roman" w:cs="Times New Roman" w:eastAsia="Times New Roman" w:hAnsi="Times New Roman"/>
-          <w:b/>
-          <w:bCs/>
-          <w:i w:val="false"/>
-          <w:iCs w:val="false"/>
-          <w:sz w:val="22"/>
-          <w:szCs w:val="22"/>
-        </w:rPr>
-        <w:t xml:space="preserve">13 fechamentos com a palavra "Excluir"</w:t>
-      </w:r>
-      <w:r>
-        <w:rPr>
-          <w:rFonts w:ascii="Times New Roman" w:cs="Times New Roman" w:eastAsia="Times New Roman" w:hAnsi="Times New Roman"/>
-          <w:i w:val="false"/>
-          <w:iCs w:val="false"/>
-          <w:sz w:val="22"/>
-          <w:szCs w:val="22"/>
-        </w:rPr>
-        <w:t xml:space="preserve"> (Arts. 36, 40, 41, 42, 50 a 53 da versão em consulta, entre outros). O portal mostra literalmente "Excluir" como caput. Nos anexos aparecem como "dispositivo suprimido". Para a consolidação, a supressão precisa ser feita no gerador (</w:t>
-      </w:r>
-      <w:r>
-        <w:rPr>
-          <w:rFonts w:ascii="Times New Roman" w:cs="Times New Roman" w:eastAsia="Times New Roman" w:hAnsi="Times New Roman"/>
-          <w:i/>
-          <w:iCs/>
-          <w:sz w:val="22"/>
-          <w:szCs w:val="22"/>
-        </w:rPr>
-        <w:t xml:space="preserve">REMOVER_ARTIGOS</w:t>
-      </w:r>
-      <w:r>
-        <w:rPr>
-          <w:rFonts w:ascii="Times New Roman" w:cs="Times New Roman" w:eastAsia="Times New Roman" w:hAnsi="Times New Roman"/>
-          <w:i w:val="false"/>
-          <w:iCs w:val="false"/>
-          <w:sz w:val="22"/>
-          <w:szCs w:val="22"/>
-        </w:rPr>
-        <w:t xml:space="preserve"> em </w:t>
-      </w:r>
-      <w:r>
-        <w:rPr>
-          <w:rFonts w:ascii="Times New Roman" w:cs="Times New Roman" w:eastAsia="Times New Roman" w:hAnsi="Times New Roman"/>
-          <w:i/>
-          <w:iCs/>
-          <w:sz w:val="22"/>
-          <w:szCs w:val="22"/>
-        </w:rPr>
-        <w:t xml:space="preserve">scripts/regulamento_reescrita.py</w:t>
-      </w:r>
-      <w:r>
-        <w:rPr>
-          <w:rFonts w:ascii="Times New Roman" w:cs="Times New Roman" w:eastAsia="Times New Roman" w:hAnsi="Times New Roman"/>
-          <w:i w:val="false"/>
-          <w:iCs w:val="false"/>
-          <w:sz w:val="22"/>
-          <w:szCs w:val="22"/>
-        </w:rPr>
-        <w:t xml:space="preserve">), não só no texto final.</w:t>
-      </w:r>
-    </w:p>
-    <w:p>
-      <w:pPr>
-        <w:spacing w:after="60" w:line="300"/>
-        <w:ind w:left="360" w:hanging="240"/>
-        <w:jc w:val="both"/>
-      </w:pPr>
-      <w:r>
-        <w:rPr>
-          <w:rFonts w:ascii="Times New Roman" w:cs="Times New Roman" w:eastAsia="Times New Roman" w:hAnsi="Times New Roman"/>
-          <w:sz w:val="22"/>
-          <w:szCs w:val="22"/>
-        </w:rPr>
-        <w:t xml:space="preserve">• </w:t>
-      </w:r>
-      <w:r>
-        <w:rPr>
-          <w:rFonts w:ascii="Times New Roman" w:cs="Times New Roman" w:eastAsia="Times New Roman" w:hAnsi="Times New Roman"/>
-          <w:b/>
-          <w:bCs/>
-          <w:i w:val="false"/>
-          <w:iCs w:val="false"/>
-          <w:sz w:val="22"/>
-          <w:szCs w:val="22"/>
-        </w:rPr>
-        <w:t xml:space="preserve">1 comentário salvo como texto final</w:t>
-      </w:r>
-      <w:r>
-        <w:rPr>
-          <w:rFonts w:ascii="Times New Roman" w:cs="Times New Roman" w:eastAsia="Times New Roman" w:hAnsi="Times New Roman"/>
-          <w:i w:val="false"/>
-          <w:iCs w:val="false"/>
-          <w:sz w:val="22"/>
-          <w:szCs w:val="22"/>
-        </w:rPr>
-        <w:t xml:space="preserve">: Art. 34 (</w:t>
-      </w:r>
-      <w:r>
-        <w:rPr>
-          <w:rFonts w:ascii="Times New Roman" w:cs="Times New Roman" w:eastAsia="Times New Roman" w:hAnsi="Times New Roman"/>
-          <w:i/>
-          <w:iCs/>
-          <w:sz w:val="22"/>
-          <w:szCs w:val="22"/>
-        </w:rPr>
-        <w:t xml:space="preserve">se-art-30</w:t>
-      </w:r>
-      <w:r>
-        <w:rPr>
-          <w:rFonts w:ascii="Times New Roman" w:cs="Times New Roman" w:eastAsia="Times New Roman" w:hAnsi="Times New Roman"/>
-          <w:i w:val="false"/>
-          <w:iCs w:val="false"/>
-          <w:sz w:val="22"/>
-          <w:szCs w:val="22"/>
-        </w:rPr>
-        <w:t xml:space="preserve">) tem como texto final "Artigo em duplicidade com o Art. 10", que é a anotação, não a redação. Corrigir no portal (suprimir ou redigir).</w:t>
+        <w:t xml:space="preserve">Além das sugestões da consulta, a versão atual da minuta recebeu a revisão interna de texto feita pela administração do portal (ago-set/2026), visível no Comparativo como "correção de texto" e "texto alterado": citação do art. 148 da Constituição Estadual no Art. 1º; "proteção e defesa civil" no Art. 3º, III; grafia "Comandante-Geral" em todo o documento; resíduos de extração da fonte retirados (títulos de seção colados ao fim de caputs); "GTA" substituído por "Grupamento de Operações Aéreas – GOA"; textos finais fechados no portal para o Superior de Dia (reporte, permuta, coordenação e regime pelo Subcomandante-Geral) e para a base legal dos serviços de Comandante de Socorro, Oficial de Dia e praças ("neste Regulamento de Serviço"); acidente com viatura (Art. 53: sem a cláusula de acordo formal entre as partes, sem a "ficha de acidentes", relato em Parte Especial); ciência ao Superior de Dia nas ocorrências com socorros de duas ou mais Unidades; reserva operacional nas ocorrências de grande vulto; apoio externo (Art. 61: SAMU e companhia de elevadores retirados, Capitania dos Portos "onde houver"); artigos duplicados suprimidos (permutas, casos omissos repetidos, permuta fora do mês); e o artigo dos casos omissos deslocado para o fim do capítulo.</w:t>
       </w:r>
     </w:p>
     <w:p>
@@ -1792,7 +1527,7 @@
           <w:sz w:val="22"/>
           <w:szCs w:val="22"/>
         </w:rPr>
-        <w:t xml:space="preserve">Das 45 sugestões que ficaram pendentes em 18/08, 8 foram efetivamente redigidas (Art. 27 incisos, Arts. 28 a 33) e as demais foram fechadas sem texto; ou seja, os pontos de mérito listados naquele documento (bloco do Art. 77 sobre SAMU/GOA no interior, Art. 69 sobre perícia de trânsito, "a quem compete") foram encerrados sem redação registrada. Vale confirmar se foram decididos ou apenas arquivados.</w:t>
+        <w:t xml:space="preserve">Dois pontos dessa revisão dependem de decisão do Comando: a supressão do artigo das permutas com 48 horas de antecedência e formulário próprio (duplicidade com o Art. 10) leva junto essa regra — se for mantida, redigir como parágrafo do Art. 10; e, no Art. 61, XI, quem aciona a aeronave do GOA e o protocolo para ocorrências no interior seguem sem redação. Continuam em aberto, sem texto a aplicar, a dispensa natalícia (Art. 30, sem previsão legal) e a rotina de atestados junto à Junta Militar de Saúde (Art. 32).</w:t>
       </w:r>
     </w:p>
     <w:p>
@@ -2733,7 +2468,7 @@
           <w:sz w:val="22"/>
           <w:szCs w:val="22"/>
         </w:rPr>
-        <w:t xml:space="preserve">: preencher ou reclassificar os 44 fechamentos vazios; converter os 13 "Excluir" em supressão no gerador; corrigir o Art. 34.</w:t>
+        <w:t xml:space="preserve">: preencher ou reclassificar os 44 fechamentos vazios (as supressões "Excluir" já estão aplicadas na versão atual).</w:t>
       </w:r>
     </w:p>
     <w:p>
@@ -2811,7 +2546,7 @@
           <w:sz w:val="22"/>
           <w:szCs w:val="22"/>
         </w:rPr>
-        <w:t xml:space="preserve">: excluir a sugestão de teste do Wândrio (Art. 1º) e a conta "Teste Participante"; unificar as duas contas do Cel. Luiz Eduardo; aprovar ou recusar o cadastro pendente do 2º GBM.</w:t>
+        <w:t xml:space="preserve">: excluir a conta "Teste Participante"; unificar as duas contas do Cel. Luiz Eduardo; aprovar ou recusar o cadastro pendente do 2º GBM.</w:t>
       </w:r>
     </w:p>
     <w:p>
@@ -2911,7 +2646,7 @@
         <w:sz w:val="18"/>
         <w:szCs w:val="18"/>
       </w:rPr>
-      <w:t xml:space="preserve">Análise das interações da consulta e proposta de aplicação — Minuta do Regulamento de Serviço · CBMRO · pág. </w:t>
+      <w:t xml:space="preserve">Análise das interações e proposta de aplicação — consulta da Minuta do Regulamento de Serviço · CBMRO · pág. </w:t>
     </w:r>
     <w:r>
       <w:rPr>

--- a/docs/sei/2026-09-11-regulamento-servico/Analise_Interacoes_e_Proposta_de_Aplicacao.docx
+++ b/docs/sei/2026-09-11-regulamento-servico/Analise_Interacoes_e_Proposta_de_Aplicacao.docx
@@ -255,7 +255,7 @@
                 <w:sz w:val="20"/>
                 <w:szCs w:val="20"/>
               </w:rPr>
-              <w:t xml:space="preserve">9 (8 reais + 1 conta de teste)</w:t>
+              <w:t xml:space="preserve">8 pessoas (7 militares + 1 conta de teste), em 9 contas — o Cel. Luiz Eduardo tem duas contas, contadas como uma só pessoa</w:t>
             </w:r>
           </w:p>
         </w:tc>

--- a/docs/sei/2026-09-11-regulamento-servico/Analise_Interacoes_e_Proposta_de_Aplicacao.docx
+++ b/docs/sei/2026-09-11-regulamento-servico/Analise_Interacoes_e_Proposta_de_Aplicacao.docx
@@ -80,7 +80,7 @@
           <w:sz w:val="24"/>
           <w:szCs w:val="24"/>
         </w:rPr>
-        <w:t xml:space="preserve">Análise das interações e proposta de aplicação — consulta da Minuta do Regulamento de Serviço</w:t>
+        <w:t xml:space="preserve">Consulta da Minuta do Regulamento de Serviço — análise de mérito</w:t>
       </w:r>
     </w:p>
     <w:p>
@@ -98,7 +98,36 @@
           <w:sz w:val="22"/>
           <w:szCs w:val="22"/>
         </w:rPr>
-        <w:t xml:space="preserve">14 de setembro de 2026</w:t>
+        <w:t xml:space="preserve">16 de setembro de 2026</w:t>
+      </w:r>
+    </w:p>
+    <w:p>
+      <w:pPr>
+        <w:spacing w:after="100" w:line="300"/>
+        <w:ind w:left="708"/>
+        <w:jc w:val="both"/>
+      </w:pPr>
+      <w:r>
+        <w:rPr>
+          <w:rFonts w:ascii="Times New Roman" w:cs="Times New Roman" w:eastAsia="Times New Roman" w:hAnsi="Times New Roman"/>
+          <w:b/>
+          <w:bCs/>
+          <w:i/>
+          <w:iCs/>
+          <w:sz w:val="22"/>
+          <w:szCs w:val="22"/>
+        </w:rPr>
+        <w:t xml:space="preserve">Situação em 16/09/2026.</w:t>
+      </w:r>
+      <w:r>
+        <w:rPr>
+          <w:rFonts w:ascii="Times New Roman" w:cs="Times New Roman" w:eastAsia="Times New Roman" w:hAnsi="Times New Roman"/>
+          <w:i/>
+          <w:iCs/>
+          <w:sz w:val="22"/>
+          <w:szCs w:val="22"/>
+        </w:rPr>
+        <w:t xml:space="preserve"> Documento de análise de 11–14/09; as decisões posteriores prevalecem: Comandante de Socorro eliminado (15/09), Oficial de Dia só no 1º GBM (15/09), Superior de Dia com alcance estadual (15/09), lote de revisão de 16/09 (supressões nas duas versões e alterações de texto na atual). O texto abaixo é registro do raciocínio da época e não descreve a minuta vigente.</w:t>
       </w:r>
     </w:p>
     <w:p>
@@ -2646,7 +2675,7 @@
         <w:sz w:val="18"/>
         <w:szCs w:val="18"/>
       </w:rPr>
-      <w:t xml:space="preserve">Análise das interações e proposta de aplicação — consulta da Minuta do Regulamento de Serviço · CBMRO · pág. </w:t>
+      <w:t xml:space="preserve">Consulta da Minuta do Regulamento de Serviço — análise de mérito · CBMRO · pág. </w:t>
     </w:r>
     <w:r>
       <w:rPr>
